--- a/samples/documents/性能测试报告.docx
+++ b/samples/documents/性能测试报告.docx
@@ -56,7 +56,7 @@
           <w:sz w:val="22"/>
           <w:szCs w:val="22"/>
         </w:rPr>
-        <w:t xml:space="preserve">杨飞、陈强</w:t>
+        <w:t xml:space="preserve">杨飞</w:t>
       </w:r>
     </w:p>
     <w:p>
@@ -77,7 +77,7 @@
           <w:sz w:val="22"/>
           <w:szCs w:val="22"/>
         </w:rPr>
-        <w:t xml:space="preserve">2026-06-23</w:t>
+        <w:t xml:space="preserve">2026-06-20</w:t>
       </w:r>
     </w:p>
     <w:p>
@@ -98,7 +98,7 @@
           <w:sz w:val="22"/>
           <w:szCs w:val="22"/>
         </w:rPr>
-        <w:t xml:space="preserve">已完成</w:t>
+        <w:t xml:space="preserve">已发布</w:t>
       </w:r>
     </w:p>
     <w:p>
@@ -118,19 +118,55 @@
           <w:sz w:val="26"/>
           <w:szCs w:val="26"/>
         </w:rPr>
-        <w:t xml:space="preserve">1. 测试环境</w:t>
-      </w:r>
-    </w:p>
-    <w:p>
-      <w:pPr>
-        <w:spacing w:after="80"/>
-      </w:pPr>
-      <w:r>
-        <w:rPr>
-          <w:sz w:val="22"/>
-          <w:szCs w:val="22"/>
-        </w:rPr>
-        <w:t xml:space="preserve">- 服务器：AWS t3.medium（2 vCPU, 4GB RAM）</w:t>
+        <w:t xml:space="preserve">1. 测试概述</w:t>
+      </w:r>
+    </w:p>
+    <w:p>
+      <w:pPr>
+        <w:spacing w:after="80"/>
+      </w:pPr>
+      <w:r>
+        <w:rPr>
+          <w:sz w:val="22"/>
+          <w:szCs w:val="22"/>
+        </w:rPr>
+        <w:t xml:space="preserve">测试目标：验证 i-Write 系统在高并发场景下的性能表现，确保满足 SLA 要求。</w:t>
+      </w:r>
+    </w:p>
+    <w:p>
+      <w:pPr>
+        <w:spacing w:after="80"/>
+      </w:pPr>
+      <w:r>
+        <w:rPr>
+          <w:sz w:val="22"/>
+          <w:szCs w:val="22"/>
+        </w:rPr>
+        <w:t xml:space="preserve"/>
+      </w:r>
+    </w:p>
+    <w:p>
+      <w:pPr>
+        <w:spacing w:after="80"/>
+      </w:pPr>
+      <w:r>
+        <w:rPr>
+          <w:sz w:val="22"/>
+          <w:szCs w:val="22"/>
+        </w:rPr>
+        <w:t xml:space="preserve">测试环境：</w:t>
+      </w:r>
+    </w:p>
+    <w:p>
+      <w:pPr>
+        <w:spacing w:after="80"/>
+      </w:pPr>
+      <w:r>
+        <w:rPr>
+          <w:sz w:val="22"/>
+          <w:szCs w:val="22"/>
+        </w:rPr>
+        <w:t xml:space="preserve">- 服务器：4 核 8GB 内存</w:t>
       </w:r>
     </w:p>
     <w:p>
@@ -154,19 +190,91 @@
           <w:sz w:val="22"/>
           <w:szCs w:val="22"/>
         </w:rPr>
-        <w:t xml:space="preserve">- 测试工具：k6（负载测试）</w:t>
-      </w:r>
-    </w:p>
-    <w:p>
-      <w:pPr>
-        <w:spacing w:after="80"/>
-      </w:pPr>
-      <w:r>
-        <w:rPr>
-          <w:sz w:val="22"/>
-          <w:szCs w:val="22"/>
-        </w:rPr>
-        <w:t xml:space="preserve">- 测试数据：1000 个知识源，50000 个 chunks</w:t>
+        <w:t xml:space="preserve">- 并发用户：100</w:t>
+      </w:r>
+    </w:p>
+    <w:p>
+      <w:pPr>
+        <w:spacing w:after="80"/>
+      </w:pPr>
+      <w:r>
+        <w:rPr>
+          <w:sz w:val="22"/>
+          <w:szCs w:val="22"/>
+        </w:rPr>
+        <w:t xml:space="preserve">- 测试时长：30 分钟</w:t>
+      </w:r>
+    </w:p>
+    <w:p>
+      <w:pPr>
+        <w:spacing w:after="80"/>
+      </w:pPr>
+      <w:r>
+        <w:rPr>
+          <w:sz w:val="22"/>
+          <w:szCs w:val="22"/>
+        </w:rPr>
+        <w:t xml:space="preserve"/>
+      </w:r>
+    </w:p>
+    <w:p>
+      <w:pPr>
+        <w:spacing w:after="80"/>
+      </w:pPr>
+      <w:r>
+        <w:rPr>
+          <w:sz w:val="22"/>
+          <w:szCs w:val="22"/>
+        </w:rPr>
+        <w:t xml:space="preserve">SLA 要求：</w:t>
+      </w:r>
+    </w:p>
+    <w:p>
+      <w:pPr>
+        <w:spacing w:after="80"/>
+      </w:pPr>
+      <w:r>
+        <w:rPr>
+          <w:sz w:val="22"/>
+          <w:szCs w:val="22"/>
+        </w:rPr>
+        <w:t xml:space="preserve">- API 响应时间 &lt; 500ms（P95）</w:t>
+      </w:r>
+    </w:p>
+    <w:p>
+      <w:pPr>
+        <w:spacing w:after="80"/>
+      </w:pPr>
+      <w:r>
+        <w:rPr>
+          <w:sz w:val="22"/>
+          <w:szCs w:val="22"/>
+        </w:rPr>
+        <w:t xml:space="preserve">- 文档生成时间 &lt; 30 秒（P95）</w:t>
+      </w:r>
+    </w:p>
+    <w:p>
+      <w:pPr>
+        <w:spacing w:after="80"/>
+      </w:pPr>
+      <w:r>
+        <w:rPr>
+          <w:sz w:val="22"/>
+          <w:szCs w:val="22"/>
+        </w:rPr>
+        <w:t xml:space="preserve">- RAG 检索时间 &lt; 3 秒（P95）</w:t>
+      </w:r>
+    </w:p>
+    <w:p>
+      <w:pPr>
+        <w:spacing w:after="80"/>
+      </w:pPr>
+      <w:r>
+        <w:rPr>
+          <w:sz w:val="22"/>
+          <w:szCs w:val="22"/>
+        </w:rPr>
+        <w:t xml:space="preserve">- 错误率 &lt; 1%</w:t>
       </w:r>
     </w:p>
     <w:p>
@@ -193,56 +301,927 @@
           <w:sz w:val="22"/>
           <w:szCs w:val="22"/>
         </w:rPr>
-        <w:t xml:space="preserve">API 端点 | P50 | P95 | P99 | QPS</w:t>
-      </w:r>
-    </w:p>
-    <w:p>
-      <w:pPr>
-        <w:spacing w:after="80"/>
-      </w:pPr>
-      <w:r>
-        <w:rPr>
-          <w:sz w:val="22"/>
-          <w:szCs w:val="22"/>
-        </w:rPr>
-        <w:t xml:space="preserve">GET /api/knowledge | 15ms | 45ms | 120ms | 500</w:t>
-      </w:r>
-    </w:p>
-    <w:p>
-      <w:pPr>
-        <w:spacing w:after="80"/>
-      </w:pPr>
-      <w:r>
-        <w:rPr>
-          <w:sz w:val="22"/>
-          <w:szCs w:val="22"/>
-        </w:rPr>
-        <w:t xml:space="preserve">POST /api/knowledge/upload | 200ms | 500ms | 1.2s | 50</w:t>
-      </w:r>
-    </w:p>
-    <w:p>
-      <w:pPr>
-        <w:spacing w:after="80"/>
-      </w:pPr>
-      <w:r>
-        <w:rPr>
-          <w:sz w:val="22"/>
-          <w:szCs w:val="22"/>
-        </w:rPr>
-        <w:t xml:space="preserve">POST /api/generation | 2s | 5s | 12s | 20</w:t>
-      </w:r>
-    </w:p>
-    <w:p>
-      <w:pPr>
-        <w:spacing w:after="80"/>
-      </w:pPr>
-      <w:r>
-        <w:rPr>
-          <w:sz w:val="22"/>
-          <w:szCs w:val="22"/>
-        </w:rPr>
-        <w:t xml:space="preserve">GET /api/documents | 10ms | 30ms | 80ms | 800</w:t>
-      </w:r>
+        <w:t xml:space="preserve">性能测试结果：</w:t>
+      </w:r>
+    </w:p>
+    <w:p>
+      <w:pPr>
+        <w:spacing w:after="80"/>
+      </w:pPr>
+      <w:r>
+        <w:rPr>
+          <w:sz w:val="22"/>
+          <w:szCs w:val="22"/>
+        </w:rPr>
+        <w:t xml:space="preserve"/>
+      </w:r>
+    </w:p>
+    <w:tbl>
+      <w:tblPr>
+        <w:tblW w:type="dxa" w:w="9000"/>
+        <w:tblBorders>
+          <w:top w:val="single" w:color="auto" w:sz="4"/>
+          <w:left w:val="single" w:color="auto" w:sz="4"/>
+          <w:bottom w:val="single" w:color="auto" w:sz="4"/>
+          <w:right w:val="single" w:color="auto" w:sz="4"/>
+          <w:insideH w:val="single" w:color="auto" w:sz="4"/>
+          <w:insideV w:val="single" w:color="auto" w:sz="4"/>
+        </w:tblBorders>
+      </w:tblPr>
+      <w:tblGrid>
+        <w:gridCol w:w="100"/>
+        <w:gridCol w:w="100"/>
+        <w:gridCol w:w="100"/>
+        <w:gridCol w:w="100"/>
+        <w:gridCol w:w="100"/>
+        <w:gridCol w:w="100"/>
+      </w:tblGrid>
+      <w:tr>
+        <w:tc>
+          <w:tcPr>
+            <w:tcW w:type="dxa" w:w="1500"/>
+            <w:tcBorders>
+              <w:top w:val="single" w:color="CCCCCC" w:sz="1"/>
+              <w:left w:val="single" w:color="CCCCCC" w:sz="1"/>
+              <w:bottom w:val="single" w:color="CCCCCC" w:sz="1"/>
+              <w:right w:val="single" w:color="CCCCCC" w:sz="1"/>
+            </w:tcBorders>
+            <w:shd w:color="E2E8F0" w:val="solid"/>
+          </w:tcPr>
+          <w:p>
+            <w:pPr>
+              <w:spacing w:after="40" w:before="40"/>
+            </w:pPr>
+            <w:r>
+              <w:rPr>
+                <w:b/>
+                <w:bCs/>
+                <w:sz w:val="20"/>
+                <w:szCs w:val="20"/>
+              </w:rPr>
+              <w:t xml:space="preserve">指标</w:t>
+            </w:r>
+          </w:p>
+        </w:tc>
+        <w:tc>
+          <w:tcPr>
+            <w:tcW w:type="dxa" w:w="1500"/>
+            <w:tcBorders>
+              <w:top w:val="single" w:color="CCCCCC" w:sz="1"/>
+              <w:left w:val="single" w:color="CCCCCC" w:sz="1"/>
+              <w:bottom w:val="single" w:color="CCCCCC" w:sz="1"/>
+              <w:right w:val="single" w:color="CCCCCC" w:sz="1"/>
+            </w:tcBorders>
+            <w:shd w:color="E2E8F0" w:val="solid"/>
+          </w:tcPr>
+          <w:p>
+            <w:pPr>
+              <w:spacing w:after="40" w:before="40"/>
+            </w:pPr>
+            <w:r>
+              <w:rPr>
+                <w:b/>
+                <w:bCs/>
+                <w:sz w:val="20"/>
+                <w:szCs w:val="20"/>
+              </w:rPr>
+              <w:t xml:space="preserve">P50</w:t>
+            </w:r>
+          </w:p>
+        </w:tc>
+        <w:tc>
+          <w:tcPr>
+            <w:tcW w:type="dxa" w:w="1500"/>
+            <w:tcBorders>
+              <w:top w:val="single" w:color="CCCCCC" w:sz="1"/>
+              <w:left w:val="single" w:color="CCCCCC" w:sz="1"/>
+              <w:bottom w:val="single" w:color="CCCCCC" w:sz="1"/>
+              <w:right w:val="single" w:color="CCCCCC" w:sz="1"/>
+            </w:tcBorders>
+            <w:shd w:color="E2E8F0" w:val="solid"/>
+          </w:tcPr>
+          <w:p>
+            <w:pPr>
+              <w:spacing w:after="40" w:before="40"/>
+            </w:pPr>
+            <w:r>
+              <w:rPr>
+                <w:b/>
+                <w:bCs/>
+                <w:sz w:val="20"/>
+                <w:szCs w:val="20"/>
+              </w:rPr>
+              <w:t xml:space="preserve">P95</w:t>
+            </w:r>
+          </w:p>
+        </w:tc>
+        <w:tc>
+          <w:tcPr>
+            <w:tcW w:type="dxa" w:w="1500"/>
+            <w:tcBorders>
+              <w:top w:val="single" w:color="CCCCCC" w:sz="1"/>
+              <w:left w:val="single" w:color="CCCCCC" w:sz="1"/>
+              <w:bottom w:val="single" w:color="CCCCCC" w:sz="1"/>
+              <w:right w:val="single" w:color="CCCCCC" w:sz="1"/>
+            </w:tcBorders>
+            <w:shd w:color="E2E8F0" w:val="solid"/>
+          </w:tcPr>
+          <w:p>
+            <w:pPr>
+              <w:spacing w:after="40" w:before="40"/>
+            </w:pPr>
+            <w:r>
+              <w:rPr>
+                <w:b/>
+                <w:bCs/>
+                <w:sz w:val="20"/>
+                <w:szCs w:val="20"/>
+              </w:rPr>
+              <w:t xml:space="preserve">P99</w:t>
+            </w:r>
+          </w:p>
+        </w:tc>
+        <w:tc>
+          <w:tcPr>
+            <w:tcW w:type="dxa" w:w="1500"/>
+            <w:tcBorders>
+              <w:top w:val="single" w:color="CCCCCC" w:sz="1"/>
+              <w:left w:val="single" w:color="CCCCCC" w:sz="1"/>
+              <w:bottom w:val="single" w:color="CCCCCC" w:sz="1"/>
+              <w:right w:val="single" w:color="CCCCCC" w:sz="1"/>
+            </w:tcBorders>
+            <w:shd w:color="E2E8F0" w:val="solid"/>
+          </w:tcPr>
+          <w:p>
+            <w:pPr>
+              <w:spacing w:after="40" w:before="40"/>
+            </w:pPr>
+            <w:r>
+              <w:rPr>
+                <w:b/>
+                <w:bCs/>
+                <w:sz w:val="20"/>
+                <w:szCs w:val="20"/>
+              </w:rPr>
+              <w:t xml:space="preserve">SLA 目标</w:t>
+            </w:r>
+          </w:p>
+        </w:tc>
+        <w:tc>
+          <w:tcPr>
+            <w:tcW w:type="dxa" w:w="1500"/>
+            <w:tcBorders>
+              <w:top w:val="single" w:color="CCCCCC" w:sz="1"/>
+              <w:left w:val="single" w:color="CCCCCC" w:sz="1"/>
+              <w:bottom w:val="single" w:color="CCCCCC" w:sz="1"/>
+              <w:right w:val="single" w:color="CCCCCC" w:sz="1"/>
+            </w:tcBorders>
+            <w:shd w:color="E2E8F0" w:val="solid"/>
+          </w:tcPr>
+          <w:p>
+            <w:pPr>
+              <w:spacing w:after="40" w:before="40"/>
+            </w:pPr>
+            <w:r>
+              <w:rPr>
+                <w:b/>
+                <w:bCs/>
+                <w:sz w:val="20"/>
+                <w:szCs w:val="20"/>
+              </w:rPr>
+              <w:t xml:space="preserve">结论</w:t>
+            </w:r>
+          </w:p>
+        </w:tc>
+      </w:tr>
+      <w:tr>
+        <w:tc>
+          <w:tcPr>
+            <w:tcW w:type="dxa" w:w="1500"/>
+            <w:tcBorders>
+              <w:top w:val="single" w:color="CCCCCC" w:sz="1"/>
+              <w:left w:val="single" w:color="CCCCCC" w:sz="1"/>
+              <w:bottom w:val="single" w:color="CCCCCC" w:sz="1"/>
+              <w:right w:val="single" w:color="CCCCCC" w:sz="1"/>
+            </w:tcBorders>
+          </w:tcPr>
+          <w:p>
+            <w:pPr>
+              <w:spacing w:after="40" w:before="40"/>
+            </w:pPr>
+            <w:r>
+              <w:rPr>
+                <w:b w:val="false"/>
+                <w:bCs w:val="false"/>
+                <w:sz w:val="20"/>
+                <w:szCs w:val="20"/>
+              </w:rPr>
+              <w:t xml:space="preserve">API 响应时间</w:t>
+            </w:r>
+          </w:p>
+        </w:tc>
+        <w:tc>
+          <w:tcPr>
+            <w:tcW w:type="dxa" w:w="1500"/>
+            <w:tcBorders>
+              <w:top w:val="single" w:color="CCCCCC" w:sz="1"/>
+              <w:left w:val="single" w:color="CCCCCC" w:sz="1"/>
+              <w:bottom w:val="single" w:color="CCCCCC" w:sz="1"/>
+              <w:right w:val="single" w:color="CCCCCC" w:sz="1"/>
+            </w:tcBorders>
+          </w:tcPr>
+          <w:p>
+            <w:pPr>
+              <w:spacing w:after="40" w:before="40"/>
+            </w:pPr>
+            <w:r>
+              <w:rPr>
+                <w:b w:val="false"/>
+                <w:bCs w:val="false"/>
+                <w:sz w:val="20"/>
+                <w:szCs w:val="20"/>
+              </w:rPr>
+              <w:t xml:space="preserve">120ms</w:t>
+            </w:r>
+          </w:p>
+        </w:tc>
+        <w:tc>
+          <w:tcPr>
+            <w:tcW w:type="dxa" w:w="1500"/>
+            <w:tcBorders>
+              <w:top w:val="single" w:color="CCCCCC" w:sz="1"/>
+              <w:left w:val="single" w:color="CCCCCC" w:sz="1"/>
+              <w:bottom w:val="single" w:color="CCCCCC" w:sz="1"/>
+              <w:right w:val="single" w:color="CCCCCC" w:sz="1"/>
+            </w:tcBorders>
+          </w:tcPr>
+          <w:p>
+            <w:pPr>
+              <w:spacing w:after="40" w:before="40"/>
+            </w:pPr>
+            <w:r>
+              <w:rPr>
+                <w:b w:val="false"/>
+                <w:bCs w:val="false"/>
+                <w:sz w:val="20"/>
+                <w:szCs w:val="20"/>
+              </w:rPr>
+              <w:t xml:space="preserve">380ms</w:t>
+            </w:r>
+          </w:p>
+        </w:tc>
+        <w:tc>
+          <w:tcPr>
+            <w:tcW w:type="dxa" w:w="1500"/>
+            <w:tcBorders>
+              <w:top w:val="single" w:color="CCCCCC" w:sz="1"/>
+              <w:left w:val="single" w:color="CCCCCC" w:sz="1"/>
+              <w:bottom w:val="single" w:color="CCCCCC" w:sz="1"/>
+              <w:right w:val="single" w:color="CCCCCC" w:sz="1"/>
+            </w:tcBorders>
+          </w:tcPr>
+          <w:p>
+            <w:pPr>
+              <w:spacing w:after="40" w:before="40"/>
+            </w:pPr>
+            <w:r>
+              <w:rPr>
+                <w:b w:val="false"/>
+                <w:bCs w:val="false"/>
+                <w:sz w:val="20"/>
+                <w:szCs w:val="20"/>
+              </w:rPr>
+              <w:t xml:space="preserve">650ms</w:t>
+            </w:r>
+          </w:p>
+        </w:tc>
+        <w:tc>
+          <w:tcPr>
+            <w:tcW w:type="dxa" w:w="1500"/>
+            <w:tcBorders>
+              <w:top w:val="single" w:color="CCCCCC" w:sz="1"/>
+              <w:left w:val="single" w:color="CCCCCC" w:sz="1"/>
+              <w:bottom w:val="single" w:color="CCCCCC" w:sz="1"/>
+              <w:right w:val="single" w:color="CCCCCC" w:sz="1"/>
+            </w:tcBorders>
+          </w:tcPr>
+          <w:p>
+            <w:pPr>
+              <w:spacing w:after="40" w:before="40"/>
+            </w:pPr>
+            <w:r>
+              <w:rPr>
+                <w:b w:val="false"/>
+                <w:bCs w:val="false"/>
+                <w:sz w:val="20"/>
+                <w:szCs w:val="20"/>
+              </w:rPr>
+              <w:t xml:space="preserve">&lt; 500ms</w:t>
+            </w:r>
+          </w:p>
+        </w:tc>
+        <w:tc>
+          <w:tcPr>
+            <w:tcW w:type="dxa" w:w="1500"/>
+            <w:tcBorders>
+              <w:top w:val="single" w:color="CCCCCC" w:sz="1"/>
+              <w:left w:val="single" w:color="CCCCCC" w:sz="1"/>
+              <w:bottom w:val="single" w:color="CCCCCC" w:sz="1"/>
+              <w:right w:val="single" w:color="CCCCCC" w:sz="1"/>
+            </w:tcBorders>
+          </w:tcPr>
+          <w:p>
+            <w:pPr>
+              <w:spacing w:after="40" w:before="40"/>
+            </w:pPr>
+            <w:r>
+              <w:rPr>
+                <w:b w:val="false"/>
+                <w:bCs w:val="false"/>
+                <w:sz w:val="20"/>
+                <w:szCs w:val="20"/>
+              </w:rPr>
+              <w:t xml:space="preserve">✅ 满足</w:t>
+            </w:r>
+          </w:p>
+        </w:tc>
+      </w:tr>
+      <w:tr>
+        <w:tc>
+          <w:tcPr>
+            <w:tcW w:type="dxa" w:w="1500"/>
+            <w:tcBorders>
+              <w:top w:val="single" w:color="CCCCCC" w:sz="1"/>
+              <w:left w:val="single" w:color="CCCCCC" w:sz="1"/>
+              <w:bottom w:val="single" w:color="CCCCCC" w:sz="1"/>
+              <w:right w:val="single" w:color="CCCCCC" w:sz="1"/>
+            </w:tcBorders>
+          </w:tcPr>
+          <w:p>
+            <w:pPr>
+              <w:spacing w:after="40" w:before="40"/>
+            </w:pPr>
+            <w:r>
+              <w:rPr>
+                <w:b w:val="false"/>
+                <w:bCs w:val="false"/>
+                <w:sz w:val="20"/>
+                <w:szCs w:val="20"/>
+              </w:rPr>
+              <w:t xml:space="preserve">文档生成时间</w:t>
+            </w:r>
+          </w:p>
+        </w:tc>
+        <w:tc>
+          <w:tcPr>
+            <w:tcW w:type="dxa" w:w="1500"/>
+            <w:tcBorders>
+              <w:top w:val="single" w:color="CCCCCC" w:sz="1"/>
+              <w:left w:val="single" w:color="CCCCCC" w:sz="1"/>
+              <w:bottom w:val="single" w:color="CCCCCC" w:sz="1"/>
+              <w:right w:val="single" w:color="CCCCCC" w:sz="1"/>
+            </w:tcBorders>
+          </w:tcPr>
+          <w:p>
+            <w:pPr>
+              <w:spacing w:after="40" w:before="40"/>
+            </w:pPr>
+            <w:r>
+              <w:rPr>
+                <w:b w:val="false"/>
+                <w:bCs w:val="false"/>
+                <w:sz w:val="20"/>
+                <w:szCs w:val="20"/>
+              </w:rPr>
+              <w:t xml:space="preserve">12 秒</w:t>
+            </w:r>
+          </w:p>
+        </w:tc>
+        <w:tc>
+          <w:tcPr>
+            <w:tcW w:type="dxa" w:w="1500"/>
+            <w:tcBorders>
+              <w:top w:val="single" w:color="CCCCCC" w:sz="1"/>
+              <w:left w:val="single" w:color="CCCCCC" w:sz="1"/>
+              <w:bottom w:val="single" w:color="CCCCCC" w:sz="1"/>
+              <w:right w:val="single" w:color="CCCCCC" w:sz="1"/>
+            </w:tcBorders>
+          </w:tcPr>
+          <w:p>
+            <w:pPr>
+              <w:spacing w:after="40" w:before="40"/>
+            </w:pPr>
+            <w:r>
+              <w:rPr>
+                <w:b w:val="false"/>
+                <w:bCs w:val="false"/>
+                <w:sz w:val="20"/>
+                <w:szCs w:val="20"/>
+              </w:rPr>
+              <w:t xml:space="preserve">25 秒</w:t>
+            </w:r>
+          </w:p>
+        </w:tc>
+        <w:tc>
+          <w:tcPr>
+            <w:tcW w:type="dxa" w:w="1500"/>
+            <w:tcBorders>
+              <w:top w:val="single" w:color="CCCCCC" w:sz="1"/>
+              <w:left w:val="single" w:color="CCCCCC" w:sz="1"/>
+              <w:bottom w:val="single" w:color="CCCCCC" w:sz="1"/>
+              <w:right w:val="single" w:color="CCCCCC" w:sz="1"/>
+            </w:tcBorders>
+          </w:tcPr>
+          <w:p>
+            <w:pPr>
+              <w:spacing w:after="40" w:before="40"/>
+            </w:pPr>
+            <w:r>
+              <w:rPr>
+                <w:b w:val="false"/>
+                <w:bCs w:val="false"/>
+                <w:sz w:val="20"/>
+                <w:szCs w:val="20"/>
+              </w:rPr>
+              <w:t xml:space="preserve">45 秒</w:t>
+            </w:r>
+          </w:p>
+        </w:tc>
+        <w:tc>
+          <w:tcPr>
+            <w:tcW w:type="dxa" w:w="1500"/>
+            <w:tcBorders>
+              <w:top w:val="single" w:color="CCCCCC" w:sz="1"/>
+              <w:left w:val="single" w:color="CCCCCC" w:sz="1"/>
+              <w:bottom w:val="single" w:color="CCCCCC" w:sz="1"/>
+              <w:right w:val="single" w:color="CCCCCC" w:sz="1"/>
+            </w:tcBorders>
+          </w:tcPr>
+          <w:p>
+            <w:pPr>
+              <w:spacing w:after="40" w:before="40"/>
+            </w:pPr>
+            <w:r>
+              <w:rPr>
+                <w:b w:val="false"/>
+                <w:bCs w:val="false"/>
+                <w:sz w:val="20"/>
+                <w:szCs w:val="20"/>
+              </w:rPr>
+              <w:t xml:space="preserve">&lt; 30 秒</w:t>
+            </w:r>
+          </w:p>
+        </w:tc>
+        <w:tc>
+          <w:tcPr>
+            <w:tcW w:type="dxa" w:w="1500"/>
+            <w:tcBorders>
+              <w:top w:val="single" w:color="CCCCCC" w:sz="1"/>
+              <w:left w:val="single" w:color="CCCCCC" w:sz="1"/>
+              <w:bottom w:val="single" w:color="CCCCCC" w:sz="1"/>
+              <w:right w:val="single" w:color="CCCCCC" w:sz="1"/>
+            </w:tcBorders>
+          </w:tcPr>
+          <w:p>
+            <w:pPr>
+              <w:spacing w:after="40" w:before="40"/>
+            </w:pPr>
+            <w:r>
+              <w:rPr>
+                <w:b w:val="false"/>
+                <w:bCs w:val="false"/>
+                <w:sz w:val="20"/>
+                <w:szCs w:val="20"/>
+              </w:rPr>
+              <w:t xml:space="preserve">✅ 满足</w:t>
+            </w:r>
+          </w:p>
+        </w:tc>
+      </w:tr>
+      <w:tr>
+        <w:tc>
+          <w:tcPr>
+            <w:tcW w:type="dxa" w:w="1500"/>
+            <w:tcBorders>
+              <w:top w:val="single" w:color="CCCCCC" w:sz="1"/>
+              <w:left w:val="single" w:color="CCCCCC" w:sz="1"/>
+              <w:bottom w:val="single" w:color="CCCCCC" w:sz="1"/>
+              <w:right w:val="single" w:color="CCCCCC" w:sz="1"/>
+            </w:tcBorders>
+          </w:tcPr>
+          <w:p>
+            <w:pPr>
+              <w:spacing w:after="40" w:before="40"/>
+            </w:pPr>
+            <w:r>
+              <w:rPr>
+                <w:b w:val="false"/>
+                <w:bCs w:val="false"/>
+                <w:sz w:val="20"/>
+                <w:szCs w:val="20"/>
+              </w:rPr>
+              <w:t xml:space="preserve">RAG 检索时间</w:t>
+            </w:r>
+          </w:p>
+        </w:tc>
+        <w:tc>
+          <w:tcPr>
+            <w:tcW w:type="dxa" w:w="1500"/>
+            <w:tcBorders>
+              <w:top w:val="single" w:color="CCCCCC" w:sz="1"/>
+              <w:left w:val="single" w:color="CCCCCC" w:sz="1"/>
+              <w:bottom w:val="single" w:color="CCCCCC" w:sz="1"/>
+              <w:right w:val="single" w:color="CCCCCC" w:sz="1"/>
+            </w:tcBorders>
+          </w:tcPr>
+          <w:p>
+            <w:pPr>
+              <w:spacing w:after="40" w:before="40"/>
+            </w:pPr>
+            <w:r>
+              <w:rPr>
+                <w:b w:val="false"/>
+                <w:bCs w:val="false"/>
+                <w:sz w:val="20"/>
+                <w:szCs w:val="20"/>
+              </w:rPr>
+              <w:t xml:space="preserve">1.2 秒</w:t>
+            </w:r>
+          </w:p>
+        </w:tc>
+        <w:tc>
+          <w:tcPr>
+            <w:tcW w:type="dxa" w:w="1500"/>
+            <w:tcBorders>
+              <w:top w:val="single" w:color="CCCCCC" w:sz="1"/>
+              <w:left w:val="single" w:color="CCCCCC" w:sz="1"/>
+              <w:bottom w:val="single" w:color="CCCCCC" w:sz="1"/>
+              <w:right w:val="single" w:color="CCCCCC" w:sz="1"/>
+            </w:tcBorders>
+          </w:tcPr>
+          <w:p>
+            <w:pPr>
+              <w:spacing w:after="40" w:before="40"/>
+            </w:pPr>
+            <w:r>
+              <w:rPr>
+                <w:b w:val="false"/>
+                <w:bCs w:val="false"/>
+                <w:sz w:val="20"/>
+                <w:szCs w:val="20"/>
+              </w:rPr>
+              <w:t xml:space="preserve">2.8 秒</w:t>
+            </w:r>
+          </w:p>
+        </w:tc>
+        <w:tc>
+          <w:tcPr>
+            <w:tcW w:type="dxa" w:w="1500"/>
+            <w:tcBorders>
+              <w:top w:val="single" w:color="CCCCCC" w:sz="1"/>
+              <w:left w:val="single" w:color="CCCCCC" w:sz="1"/>
+              <w:bottom w:val="single" w:color="CCCCCC" w:sz="1"/>
+              <w:right w:val="single" w:color="CCCCCC" w:sz="1"/>
+            </w:tcBorders>
+          </w:tcPr>
+          <w:p>
+            <w:pPr>
+              <w:spacing w:after="40" w:before="40"/>
+            </w:pPr>
+            <w:r>
+              <w:rPr>
+                <w:b w:val="false"/>
+                <w:bCs w:val="false"/>
+                <w:sz w:val="20"/>
+                <w:szCs w:val="20"/>
+              </w:rPr>
+              <w:t xml:space="preserve">4.5 秒</w:t>
+            </w:r>
+          </w:p>
+        </w:tc>
+        <w:tc>
+          <w:tcPr>
+            <w:tcW w:type="dxa" w:w="1500"/>
+            <w:tcBorders>
+              <w:top w:val="single" w:color="CCCCCC" w:sz="1"/>
+              <w:left w:val="single" w:color="CCCCCC" w:sz="1"/>
+              <w:bottom w:val="single" w:color="CCCCCC" w:sz="1"/>
+              <w:right w:val="single" w:color="CCCCCC" w:sz="1"/>
+            </w:tcBorders>
+          </w:tcPr>
+          <w:p>
+            <w:pPr>
+              <w:spacing w:after="40" w:before="40"/>
+            </w:pPr>
+            <w:r>
+              <w:rPr>
+                <w:b w:val="false"/>
+                <w:bCs w:val="false"/>
+                <w:sz w:val="20"/>
+                <w:szCs w:val="20"/>
+              </w:rPr>
+              <w:t xml:space="preserve">&lt; 3 秒</w:t>
+            </w:r>
+          </w:p>
+        </w:tc>
+        <w:tc>
+          <w:tcPr>
+            <w:tcW w:type="dxa" w:w="1500"/>
+            <w:tcBorders>
+              <w:top w:val="single" w:color="CCCCCC" w:sz="1"/>
+              <w:left w:val="single" w:color="CCCCCC" w:sz="1"/>
+              <w:bottom w:val="single" w:color="CCCCCC" w:sz="1"/>
+              <w:right w:val="single" w:color="CCCCCC" w:sz="1"/>
+            </w:tcBorders>
+          </w:tcPr>
+          <w:p>
+            <w:pPr>
+              <w:spacing w:after="40" w:before="40"/>
+            </w:pPr>
+            <w:r>
+              <w:rPr>
+                <w:b w:val="false"/>
+                <w:bCs w:val="false"/>
+                <w:sz w:val="20"/>
+                <w:szCs w:val="20"/>
+              </w:rPr>
+              <w:t xml:space="preserve">✅ 满足</w:t>
+            </w:r>
+          </w:p>
+        </w:tc>
+      </w:tr>
+      <w:tr>
+        <w:tc>
+          <w:tcPr>
+            <w:tcW w:type="dxa" w:w="1500"/>
+            <w:tcBorders>
+              <w:top w:val="single" w:color="CCCCCC" w:sz="1"/>
+              <w:left w:val="single" w:color="CCCCCC" w:sz="1"/>
+              <w:bottom w:val="single" w:color="CCCCCC" w:sz="1"/>
+              <w:right w:val="single" w:color="CCCCCC" w:sz="1"/>
+            </w:tcBorders>
+          </w:tcPr>
+          <w:p>
+            <w:pPr>
+              <w:spacing w:after="40" w:before="40"/>
+            </w:pPr>
+            <w:r>
+              <w:rPr>
+                <w:b w:val="false"/>
+                <w:bCs w:val="false"/>
+                <w:sz w:val="20"/>
+                <w:szCs w:val="20"/>
+              </w:rPr>
+              <w:t xml:space="preserve">错误率</w:t>
+            </w:r>
+          </w:p>
+        </w:tc>
+        <w:tc>
+          <w:tcPr>
+            <w:tcW w:type="dxa" w:w="1500"/>
+            <w:tcBorders>
+              <w:top w:val="single" w:color="CCCCCC" w:sz="1"/>
+              <w:left w:val="single" w:color="CCCCCC" w:sz="1"/>
+              <w:bottom w:val="single" w:color="CCCCCC" w:sz="1"/>
+              <w:right w:val="single" w:color="CCCCCC" w:sz="1"/>
+            </w:tcBorders>
+          </w:tcPr>
+          <w:p>
+            <w:pPr>
+              <w:spacing w:after="40" w:before="40"/>
+            </w:pPr>
+            <w:r>
+              <w:rPr>
+                <w:b w:val="false"/>
+                <w:bCs w:val="false"/>
+                <w:sz w:val="20"/>
+                <w:szCs w:val="20"/>
+              </w:rPr>
+              <w:t xml:space="preserve">—</w:t>
+            </w:r>
+          </w:p>
+        </w:tc>
+        <w:tc>
+          <w:tcPr>
+            <w:tcW w:type="dxa" w:w="1500"/>
+            <w:tcBorders>
+              <w:top w:val="single" w:color="CCCCCC" w:sz="1"/>
+              <w:left w:val="single" w:color="CCCCCC" w:sz="1"/>
+              <w:bottom w:val="single" w:color="CCCCCC" w:sz="1"/>
+              <w:right w:val="single" w:color="CCCCCC" w:sz="1"/>
+            </w:tcBorders>
+          </w:tcPr>
+          <w:p>
+            <w:pPr>
+              <w:spacing w:after="40" w:before="40"/>
+            </w:pPr>
+            <w:r>
+              <w:rPr>
+                <w:b w:val="false"/>
+                <w:bCs w:val="false"/>
+                <w:sz w:val="20"/>
+                <w:szCs w:val="20"/>
+              </w:rPr>
+              <w:t xml:space="preserve">—</w:t>
+            </w:r>
+          </w:p>
+        </w:tc>
+        <w:tc>
+          <w:tcPr>
+            <w:tcW w:type="dxa" w:w="1500"/>
+            <w:tcBorders>
+              <w:top w:val="single" w:color="CCCCCC" w:sz="1"/>
+              <w:left w:val="single" w:color="CCCCCC" w:sz="1"/>
+              <w:bottom w:val="single" w:color="CCCCCC" w:sz="1"/>
+              <w:right w:val="single" w:color="CCCCCC" w:sz="1"/>
+            </w:tcBorders>
+          </w:tcPr>
+          <w:p>
+            <w:pPr>
+              <w:spacing w:after="40" w:before="40"/>
+            </w:pPr>
+            <w:r>
+              <w:rPr>
+                <w:b w:val="false"/>
+                <w:bCs w:val="false"/>
+                <w:sz w:val="20"/>
+                <w:szCs w:val="20"/>
+              </w:rPr>
+              <w:t xml:space="preserve">—</w:t>
+            </w:r>
+          </w:p>
+        </w:tc>
+        <w:tc>
+          <w:tcPr>
+            <w:tcW w:type="dxa" w:w="1500"/>
+            <w:tcBorders>
+              <w:top w:val="single" w:color="CCCCCC" w:sz="1"/>
+              <w:left w:val="single" w:color="CCCCCC" w:sz="1"/>
+              <w:bottom w:val="single" w:color="CCCCCC" w:sz="1"/>
+              <w:right w:val="single" w:color="CCCCCC" w:sz="1"/>
+            </w:tcBorders>
+          </w:tcPr>
+          <w:p>
+            <w:pPr>
+              <w:spacing w:after="40" w:before="40"/>
+            </w:pPr>
+            <w:r>
+              <w:rPr>
+                <w:b w:val="false"/>
+                <w:bCs w:val="false"/>
+                <w:sz w:val="20"/>
+                <w:szCs w:val="20"/>
+              </w:rPr>
+              <w:t xml:space="preserve">&lt; 1%</w:t>
+            </w:r>
+          </w:p>
+        </w:tc>
+        <w:tc>
+          <w:tcPr>
+            <w:tcW w:type="dxa" w:w="1500"/>
+            <w:tcBorders>
+              <w:top w:val="single" w:color="CCCCCC" w:sz="1"/>
+              <w:left w:val="single" w:color="CCCCCC" w:sz="1"/>
+              <w:bottom w:val="single" w:color="CCCCCC" w:sz="1"/>
+              <w:right w:val="single" w:color="CCCCCC" w:sz="1"/>
+            </w:tcBorders>
+          </w:tcPr>
+          <w:p>
+            <w:pPr>
+              <w:spacing w:after="40" w:before="40"/>
+            </w:pPr>
+            <w:r>
+              <w:rPr>
+                <w:b w:val="false"/>
+                <w:bCs w:val="false"/>
+                <w:sz w:val="20"/>
+                <w:szCs w:val="20"/>
+              </w:rPr>
+              <w:t xml:space="preserve">✅ 0.67%</w:t>
+            </w:r>
+          </w:p>
+        </w:tc>
+      </w:tr>
+    </w:tbl>
+    <w:p>
+      <w:pPr>
+        <w:spacing w:after="100"/>
+      </w:pPr>
+    </w:p>
+    <w:p>
+      <w:pPr>
+        <w:spacing w:after="80"/>
+      </w:pPr>
+      <w:r>
+        <w:rPr>
+          <w:sz w:val="22"/>
+          <w:szCs w:val="22"/>
+        </w:rPr>
+        <w:t xml:space="preserve"/>
+      </w:r>
+    </w:p>
+    <w:tbl>
+      <w:tblPr>
+        <w:tblW w:type="dxa" w:w="9000"/>
+        <w:tblBorders>
+          <w:top w:val="single" w:color="auto" w:sz="4"/>
+          <w:left w:val="single" w:color="auto" w:sz="4"/>
+          <w:bottom w:val="single" w:color="auto" w:sz="4"/>
+          <w:right w:val="single" w:color="auto" w:sz="4"/>
+          <w:insideH w:val="single" w:color="auto" w:sz="4"/>
+          <w:insideV w:val="single" w:color="auto" w:sz="4"/>
+        </w:tblBorders>
+      </w:tblPr>
+      <w:tblGrid>
+        <w:gridCol w:w="100"/>
+        <w:gridCol w:w="100"/>
+        <w:gridCol w:w="100"/>
+      </w:tblGrid>
+      <w:tr>
+        <w:tc>
+          <w:tcPr>
+            <w:tcW w:type="dxa" w:w="3000"/>
+            <w:tcBorders>
+              <w:top w:val="single" w:color="CCCCCC" w:sz="1"/>
+              <w:left w:val="single" w:color="CCCCCC" w:sz="1"/>
+              <w:bottom w:val="single" w:color="CCCCCC" w:sz="1"/>
+              <w:right w:val="single" w:color="CCCCCC" w:sz="1"/>
+            </w:tcBorders>
+            <w:shd w:color="E2E8F0" w:val="solid"/>
+          </w:tcPr>
+          <w:p>
+            <w:pPr>
+              <w:spacing w:after="40" w:before="40"/>
+            </w:pPr>
+            <w:r>
+              <w:rPr>
+                <w:b/>
+                <w:bCs/>
+                <w:sz w:val="20"/>
+                <w:szCs w:val="20"/>
+              </w:rPr>
+              <w:t xml:space="preserve">总请求：180,000</w:t>
+            </w:r>
+          </w:p>
+        </w:tc>
+        <w:tc>
+          <w:tcPr>
+            <w:tcW w:type="dxa" w:w="3000"/>
+            <w:tcBorders>
+              <w:top w:val="single" w:color="CCCCCC" w:sz="1"/>
+              <w:left w:val="single" w:color="CCCCCC" w:sz="1"/>
+              <w:bottom w:val="single" w:color="CCCCCC" w:sz="1"/>
+              <w:right w:val="single" w:color="CCCCCC" w:sz="1"/>
+            </w:tcBorders>
+            <w:shd w:color="E2E8F0" w:val="solid"/>
+          </w:tcPr>
+          <w:p>
+            <w:pPr>
+              <w:spacing w:after="40" w:before="40"/>
+            </w:pPr>
+            <w:r>
+              <w:rPr>
+                <w:b/>
+                <w:bCs/>
+                <w:sz w:val="20"/>
+                <w:szCs w:val="20"/>
+              </w:rPr>
+              <w:t xml:space="preserve">错误请求：1,200</w:t>
+            </w:r>
+          </w:p>
+        </w:tc>
+        <w:tc>
+          <w:tcPr>
+            <w:tcW w:type="dxa" w:w="3000"/>
+            <w:tcBorders>
+              <w:top w:val="single" w:color="CCCCCC" w:sz="1"/>
+              <w:left w:val="single" w:color="CCCCCC" w:sz="1"/>
+              <w:bottom w:val="single" w:color="CCCCCC" w:sz="1"/>
+              <w:right w:val="single" w:color="CCCCCC" w:sz="1"/>
+            </w:tcBorders>
+            <w:shd w:color="E2E8F0" w:val="solid"/>
+          </w:tcPr>
+          <w:p>
+            <w:pPr>
+              <w:spacing w:after="40" w:before="40"/>
+            </w:pPr>
+            <w:r>
+              <w:rPr>
+                <w:b/>
+                <w:bCs/>
+                <w:sz w:val="20"/>
+                <w:szCs w:val="20"/>
+              </w:rPr>
+              <w:t xml:space="preserve">错误率：0.67%</w:t>
+            </w:r>
+          </w:p>
+        </w:tc>
+      </w:tr>
+    </w:tbl>
+    <w:p>
+      <w:pPr>
+        <w:spacing w:after="100"/>
+      </w:pPr>
     </w:p>
     <w:p>
       <w:pPr>
@@ -256,43 +1235,175 @@
           <w:sz w:val="26"/>
           <w:szCs w:val="26"/>
         </w:rPr>
-        <w:t xml:space="preserve">3. 性能瓶颈</w:t>
-      </w:r>
-    </w:p>
-    <w:p>
-      <w:pPr>
-        <w:spacing w:after="80"/>
-      </w:pPr>
-      <w:r>
-        <w:rPr>
-          <w:sz w:val="22"/>
-          <w:szCs w:val="22"/>
-        </w:rPr>
-        <w:t xml:space="preserve">1. LLM API 调用延迟（P95: 3-5s）— 受外部 API 限制</w:t>
-      </w:r>
-    </w:p>
-    <w:p>
-      <w:pPr>
-        <w:spacing w:after="80"/>
-      </w:pPr>
-      <w:r>
-        <w:rPr>
-          <w:sz w:val="22"/>
-          <w:szCs w:val="22"/>
-        </w:rPr>
-        <w:t xml:space="preserve">2. Embedding 计算延迟（P95: 800ms）— 可通过批量处理优化</w:t>
-      </w:r>
-    </w:p>
-    <w:p>
-      <w:pPr>
-        <w:spacing w:after="80"/>
-      </w:pPr>
-      <w:r>
-        <w:rPr>
-          <w:sz w:val="22"/>
-          <w:szCs w:val="22"/>
-        </w:rPr>
-        <w:t xml:space="preserve">3. 大文档生成超时（&gt; 50 chunks）— 需要分页生成</w:t>
+        <w:t xml:space="preserve">3. 性能瓶颈分析</w:t>
+      </w:r>
+    </w:p>
+    <w:p>
+      <w:pPr>
+        <w:spacing w:after="80"/>
+      </w:pPr>
+      <w:r>
+        <w:rPr>
+          <w:sz w:val="22"/>
+          <w:szCs w:val="22"/>
+        </w:rPr>
+        <w:t xml:space="preserve">瓶颈 1: RAG 检索延迟</w:t>
+      </w:r>
+    </w:p>
+    <w:p>
+      <w:pPr>
+        <w:spacing w:after="80"/>
+      </w:pPr>
+      <w:r>
+        <w:rPr>
+          <w:sz w:val="22"/>
+          <w:szCs w:val="22"/>
+        </w:rPr>
+        <w:t xml:space="preserve">- 原因：向量检索需要遍历所有向量</w:t>
+      </w:r>
+    </w:p>
+    <w:p>
+      <w:pPr>
+        <w:spacing w:after="80"/>
+      </w:pPr>
+      <w:r>
+        <w:rPr>
+          <w:sz w:val="22"/>
+          <w:szCs w:val="22"/>
+        </w:rPr>
+        <w:t xml:space="preserve">- 优化：使用向量索引（FAISS）加速</w:t>
+      </w:r>
+    </w:p>
+    <w:p>
+      <w:pPr>
+        <w:spacing w:after="80"/>
+      </w:pPr>
+      <w:r>
+        <w:rPr>
+          <w:sz w:val="22"/>
+          <w:szCs w:val="22"/>
+        </w:rPr>
+        <w:t xml:space="preserve">- 预期效果：延迟降低 50%</w:t>
+      </w:r>
+    </w:p>
+    <w:p>
+      <w:pPr>
+        <w:spacing w:after="80"/>
+      </w:pPr>
+      <w:r>
+        <w:rPr>
+          <w:sz w:val="22"/>
+          <w:szCs w:val="22"/>
+        </w:rPr>
+        <w:t xml:space="preserve"/>
+      </w:r>
+    </w:p>
+    <w:p>
+      <w:pPr>
+        <w:spacing w:after="80"/>
+      </w:pPr>
+      <w:r>
+        <w:rPr>
+          <w:sz w:val="22"/>
+          <w:szCs w:val="22"/>
+        </w:rPr>
+        <w:t xml:space="preserve">瓶颈 2: 文档生成延迟</w:t>
+      </w:r>
+    </w:p>
+    <w:p>
+      <w:pPr>
+        <w:spacing w:after="80"/>
+      </w:pPr>
+      <w:r>
+        <w:rPr>
+          <w:sz w:val="22"/>
+          <w:szCs w:val="22"/>
+        </w:rPr>
+        <w:t xml:space="preserve">- 原因：LLM 调用耗时（10-20 秒）</w:t>
+      </w:r>
+    </w:p>
+    <w:p>
+      <w:pPr>
+        <w:spacing w:after="80"/>
+      </w:pPr>
+      <w:r>
+        <w:rPr>
+          <w:sz w:val="22"/>
+          <w:szCs w:val="22"/>
+        </w:rPr>
+        <w:t xml:space="preserve">- 优化：使用流式响应（Streaming）</w:t>
+      </w:r>
+    </w:p>
+    <w:p>
+      <w:pPr>
+        <w:spacing w:after="80"/>
+      </w:pPr>
+      <w:r>
+        <w:rPr>
+          <w:sz w:val="22"/>
+          <w:szCs w:val="22"/>
+        </w:rPr>
+        <w:t xml:space="preserve">- 预期效果：用户体验提升（实时看到生成内容）</w:t>
+      </w:r>
+    </w:p>
+    <w:p>
+      <w:pPr>
+        <w:spacing w:after="80"/>
+      </w:pPr>
+      <w:r>
+        <w:rPr>
+          <w:sz w:val="22"/>
+          <w:szCs w:val="22"/>
+        </w:rPr>
+        <w:t xml:space="preserve"/>
+      </w:r>
+    </w:p>
+    <w:p>
+      <w:pPr>
+        <w:spacing w:after="80"/>
+      </w:pPr>
+      <w:r>
+        <w:rPr>
+          <w:sz w:val="22"/>
+          <w:szCs w:val="22"/>
+        </w:rPr>
+        <w:t xml:space="preserve">瓶颈 3: 数据库写入延迟</w:t>
+      </w:r>
+    </w:p>
+    <w:p>
+      <w:pPr>
+        <w:spacing w:after="80"/>
+      </w:pPr>
+      <w:r>
+        <w:rPr>
+          <w:sz w:val="22"/>
+          <w:szCs w:val="22"/>
+        </w:rPr>
+        <w:t xml:space="preserve">- 原因：SQLite 单写者限制</w:t>
+      </w:r>
+    </w:p>
+    <w:p>
+      <w:pPr>
+        <w:spacing w:after="80"/>
+      </w:pPr>
+      <w:r>
+        <w:rPr>
+          <w:sz w:val="22"/>
+          <w:szCs w:val="22"/>
+        </w:rPr>
+        <w:t xml:space="preserve">- 优化：使用连接池 + 批量写入</w:t>
+      </w:r>
+    </w:p>
+    <w:p>
+      <w:pPr>
+        <w:spacing w:after="80"/>
+      </w:pPr>
+      <w:r>
+        <w:rPr>
+          <w:sz w:val="22"/>
+          <w:szCs w:val="22"/>
+        </w:rPr>
+        <w:t xml:space="preserve">- 预期效果：写入吞吐量提升 3 倍</w:t>
       </w:r>
     </w:p>
     <w:p>
@@ -319,43 +1430,1000 @@
           <w:sz w:val="22"/>
           <w:szCs w:val="22"/>
         </w:rPr>
-        <w:t xml:space="preserve">1. LLM 响应缓存（相同 prompt 不重复调用）</w:t>
-      </w:r>
-    </w:p>
-    <w:p>
-      <w:pPr>
-        <w:spacing w:after="80"/>
-      </w:pPr>
-      <w:r>
-        <w:rPr>
-          <w:sz w:val="22"/>
-          <w:szCs w:val="22"/>
-        </w:rPr>
-        <w:t xml:space="preserve">2. Embedding 批量处理（32 chunks/次）</w:t>
-      </w:r>
-    </w:p>
-    <w:p>
-      <w:pPr>
-        <w:spacing w:after="80"/>
-      </w:pPr>
-      <w:r>
-        <w:rPr>
-          <w:sz w:val="22"/>
-          <w:szCs w:val="22"/>
-        </w:rPr>
-        <w:t xml:space="preserve">3. 大文档分页生成（每页 10 chunks）</w:t>
-      </w:r>
-    </w:p>
-    <w:p>
-      <w:pPr>
-        <w:spacing w:after="80"/>
-      </w:pPr>
-      <w:r>
-        <w:rPr>
-          <w:sz w:val="22"/>
-          <w:szCs w:val="22"/>
-        </w:rPr>
-        <w:t xml:space="preserve">4. 数据库索引优化（kb_chunks.sourceId）</w:t>
+        <w:t xml:space="preserve">短期优化（Sprint 4）：</w:t>
+      </w:r>
+    </w:p>
+    <w:p>
+      <w:pPr>
+        <w:spacing w:after="80"/>
+      </w:pPr>
+      <w:r>
+        <w:rPr>
+          <w:sz w:val="22"/>
+          <w:szCs w:val="22"/>
+        </w:rPr>
+        <w:t xml:space="preserve">- 使用向量索引（FAISS）加速向量检索</w:t>
+      </w:r>
+    </w:p>
+    <w:p>
+      <w:pPr>
+        <w:spacing w:after="80"/>
+      </w:pPr>
+      <w:r>
+        <w:rPr>
+          <w:sz w:val="22"/>
+          <w:szCs w:val="22"/>
+        </w:rPr>
+        <w:t xml:space="preserve">- 使用流式响应（Streaming）提升用户体验</w:t>
+      </w:r>
+    </w:p>
+    <w:p>
+      <w:pPr>
+        <w:spacing w:after="80"/>
+      </w:pPr>
+      <w:r>
+        <w:rPr>
+          <w:sz w:val="22"/>
+          <w:szCs w:val="22"/>
+        </w:rPr>
+        <w:t xml:space="preserve">- 使用连接池 + 批量写入提升数据库性能</w:t>
+      </w:r>
+    </w:p>
+    <w:p>
+      <w:pPr>
+        <w:spacing w:after="80"/>
+      </w:pPr>
+      <w:r>
+        <w:rPr>
+          <w:sz w:val="22"/>
+          <w:szCs w:val="22"/>
+        </w:rPr>
+        <w:t xml:space="preserve"/>
+      </w:r>
+    </w:p>
+    <w:p>
+      <w:pPr>
+        <w:spacing w:after="80"/>
+      </w:pPr>
+      <w:r>
+        <w:rPr>
+          <w:sz w:val="22"/>
+          <w:szCs w:val="22"/>
+        </w:rPr>
+        <w:t xml:space="preserve">中期优化（Sprint 5-6）：</w:t>
+      </w:r>
+    </w:p>
+    <w:p>
+      <w:pPr>
+        <w:spacing w:after="80"/>
+      </w:pPr>
+      <w:r>
+        <w:rPr>
+          <w:sz w:val="22"/>
+          <w:szCs w:val="22"/>
+        </w:rPr>
+        <w:t xml:space="preserve">- 使用 Redis 缓存频繁查询的结果</w:t>
+      </w:r>
+    </w:p>
+    <w:p>
+      <w:pPr>
+        <w:spacing w:after="80"/>
+      </w:pPr>
+      <w:r>
+        <w:rPr>
+          <w:sz w:val="22"/>
+          <w:szCs w:val="22"/>
+        </w:rPr>
+        <w:t xml:space="preserve">- 使用 CDN 加速静态资源</w:t>
+      </w:r>
+    </w:p>
+    <w:p>
+      <w:pPr>
+        <w:spacing w:after="80"/>
+      </w:pPr>
+      <w:r>
+        <w:rPr>
+          <w:sz w:val="22"/>
+          <w:szCs w:val="22"/>
+        </w:rPr>
+        <w:t xml:space="preserve">- 使用负载均衡（Nginx）分发请求</w:t>
+      </w:r>
+    </w:p>
+    <w:p>
+      <w:pPr>
+        <w:spacing w:after="80"/>
+      </w:pPr>
+      <w:r>
+        <w:rPr>
+          <w:sz w:val="22"/>
+          <w:szCs w:val="22"/>
+        </w:rPr>
+        <w:t xml:space="preserve"/>
+      </w:r>
+    </w:p>
+    <w:p>
+      <w:pPr>
+        <w:spacing w:after="80"/>
+      </w:pPr>
+      <w:r>
+        <w:rPr>
+          <w:sz w:val="22"/>
+          <w:szCs w:val="22"/>
+        </w:rPr>
+        <w:t xml:space="preserve">长期优化（Sprint 7+）：</w:t>
+      </w:r>
+    </w:p>
+    <w:p>
+      <w:pPr>
+        <w:spacing w:after="80"/>
+      </w:pPr>
+      <w:r>
+        <w:rPr>
+          <w:sz w:val="22"/>
+          <w:szCs w:val="22"/>
+        </w:rPr>
+        <w:t xml:space="preserve">- 迁移到 PostgreSQL（支持并发写入）</w:t>
+      </w:r>
+    </w:p>
+    <w:p>
+      <w:pPr>
+        <w:spacing w:after="80"/>
+      </w:pPr>
+      <w:r>
+        <w:rPr>
+          <w:sz w:val="22"/>
+          <w:szCs w:val="22"/>
+        </w:rPr>
+        <w:t xml:space="preserve">- 使用 Kubernetes 自动扩缩容</w:t>
+      </w:r>
+    </w:p>
+    <w:p>
+      <w:pPr>
+        <w:spacing w:after="80"/>
+      </w:pPr>
+      <w:r>
+        <w:rPr>
+          <w:sz w:val="22"/>
+          <w:szCs w:val="22"/>
+        </w:rPr>
+        <w:t xml:space="preserve">- 使用微服务架构（检索服务、生成服务独立部署）</w:t>
+      </w:r>
+    </w:p>
+    <w:p>
+      <w:pPr>
+        <w:pStyle w:val="Heading2"/>
+        <w:spacing w:after="150" w:before="300"/>
+      </w:pPr>
+      <w:r>
+        <w:rPr>
+          <w:b/>
+          <w:bCs/>
+          <w:sz w:val="26"/>
+          <w:szCs w:val="26"/>
+        </w:rPr>
+        <w:t xml:space="preserve">5. 压力测试详情</w:t>
+      </w:r>
+    </w:p>
+    <w:p>
+      <w:pPr>
+        <w:spacing w:after="80"/>
+      </w:pPr>
+      <w:r>
+        <w:rPr>
+          <w:sz w:val="22"/>
+          <w:szCs w:val="22"/>
+        </w:rPr>
+        <w:t xml:space="preserve">测试场景：</w:t>
+      </w:r>
+    </w:p>
+    <w:p>
+      <w:pPr>
+        <w:spacing w:after="80"/>
+      </w:pPr>
+      <w:r>
+        <w:rPr>
+          <w:sz w:val="22"/>
+          <w:szCs w:val="22"/>
+        </w:rPr>
+        <w:t xml:space="preserve"/>
+      </w:r>
+    </w:p>
+    <w:p>
+      <w:pPr>
+        <w:spacing w:after="80"/>
+      </w:pPr>
+      <w:r>
+        <w:rPr>
+          <w:sz w:val="22"/>
+          <w:szCs w:val="22"/>
+        </w:rPr>
+        <w:t xml:space="preserve">场景 1: API 接口压力测试</w:t>
+      </w:r>
+    </w:p>
+    <w:p>
+      <w:pPr>
+        <w:spacing w:after="80"/>
+      </w:pPr>
+      <w:r>
+        <w:rPr>
+          <w:sz w:val="22"/>
+          <w:szCs w:val="22"/>
+        </w:rPr>
+        <w:t xml:space="preserve">- 并发用户：100</w:t>
+      </w:r>
+    </w:p>
+    <w:p>
+      <w:pPr>
+        <w:spacing w:after="80"/>
+      </w:pPr>
+      <w:r>
+        <w:rPr>
+          <w:sz w:val="22"/>
+          <w:szCs w:val="22"/>
+        </w:rPr>
+        <w:t xml:space="preserve">- 请求类型：GET /api/people, GET /api/knowledge/sources</w:t>
+      </w:r>
+    </w:p>
+    <w:p>
+      <w:pPr>
+        <w:spacing w:after="80"/>
+      </w:pPr>
+      <w:r>
+        <w:rPr>
+          <w:sz w:val="22"/>
+          <w:szCs w:val="22"/>
+        </w:rPr>
+        <w:t xml:space="preserve">- 持续时间：30 分钟</w:t>
+      </w:r>
+    </w:p>
+    <w:p>
+      <w:pPr>
+        <w:spacing w:after="80"/>
+      </w:pPr>
+      <w:r>
+        <w:rPr>
+          <w:sz w:val="22"/>
+          <w:szCs w:val="22"/>
+        </w:rPr>
+        <w:t xml:space="preserve">- 结果：P95 延迟 380ms，错误率 0.3%</w:t>
+      </w:r>
+    </w:p>
+    <w:p>
+      <w:pPr>
+        <w:spacing w:after="80"/>
+      </w:pPr>
+      <w:r>
+        <w:rPr>
+          <w:sz w:val="22"/>
+          <w:szCs w:val="22"/>
+        </w:rPr>
+        <w:t xml:space="preserve"/>
+      </w:r>
+    </w:p>
+    <w:p>
+      <w:pPr>
+        <w:spacing w:after="80"/>
+      </w:pPr>
+      <w:r>
+        <w:rPr>
+          <w:sz w:val="22"/>
+          <w:szCs w:val="22"/>
+        </w:rPr>
+        <w:t xml:space="preserve">场景 2: 文档生成压力测试</w:t>
+      </w:r>
+    </w:p>
+    <w:p>
+      <w:pPr>
+        <w:spacing w:after="80"/>
+      </w:pPr>
+      <w:r>
+        <w:rPr>
+          <w:sz w:val="22"/>
+          <w:szCs w:val="22"/>
+        </w:rPr>
+        <w:t xml:space="preserve">- 并发用户：20</w:t>
+      </w:r>
+    </w:p>
+    <w:p>
+      <w:pPr>
+        <w:spacing w:after="80"/>
+      </w:pPr>
+      <w:r>
+        <w:rPr>
+          <w:sz w:val="22"/>
+          <w:szCs w:val="22"/>
+        </w:rPr>
+        <w:t xml:space="preserve">- 请求类型：POST /api/generation（生成 1000 字文档）</w:t>
+      </w:r>
+    </w:p>
+    <w:p>
+      <w:pPr>
+        <w:spacing w:after="80"/>
+      </w:pPr>
+      <w:r>
+        <w:rPr>
+          <w:sz w:val="22"/>
+          <w:szCs w:val="22"/>
+        </w:rPr>
+        <w:t xml:space="preserve">- 持续时间：30 分钟</w:t>
+      </w:r>
+    </w:p>
+    <w:p>
+      <w:pPr>
+        <w:spacing w:after="80"/>
+      </w:pPr>
+      <w:r>
+        <w:rPr>
+          <w:sz w:val="22"/>
+          <w:szCs w:val="22"/>
+        </w:rPr>
+        <w:t xml:space="preserve">- 结果：P95 延迟 25 秒，错误率 0.8%</w:t>
+      </w:r>
+    </w:p>
+    <w:p>
+      <w:pPr>
+        <w:spacing w:after="80"/>
+      </w:pPr>
+      <w:r>
+        <w:rPr>
+          <w:sz w:val="22"/>
+          <w:szCs w:val="22"/>
+        </w:rPr>
+        <w:t xml:space="preserve"/>
+      </w:r>
+    </w:p>
+    <w:p>
+      <w:pPr>
+        <w:spacing w:after="80"/>
+      </w:pPr>
+      <w:r>
+        <w:rPr>
+          <w:sz w:val="22"/>
+          <w:szCs w:val="22"/>
+        </w:rPr>
+        <w:t xml:space="preserve">场景 3: RAG 检索压力测试</w:t>
+      </w:r>
+    </w:p>
+    <w:p>
+      <w:pPr>
+        <w:spacing w:after="80"/>
+      </w:pPr>
+      <w:r>
+        <w:rPr>
+          <w:sz w:val="22"/>
+          <w:szCs w:val="22"/>
+        </w:rPr>
+        <w:t xml:space="preserve">- 并发用户：50</w:t>
+      </w:r>
+    </w:p>
+    <w:p>
+      <w:pPr>
+        <w:spacing w:after="80"/>
+      </w:pPr>
+      <w:r>
+        <w:rPr>
+          <w:sz w:val="22"/>
+          <w:szCs w:val="22"/>
+        </w:rPr>
+        <w:t xml:space="preserve">- 请求类型：POST /api/knowledge/search</w:t>
+      </w:r>
+    </w:p>
+    <w:p>
+      <w:pPr>
+        <w:spacing w:after="80"/>
+      </w:pPr>
+      <w:r>
+        <w:rPr>
+          <w:sz w:val="22"/>
+          <w:szCs w:val="22"/>
+        </w:rPr>
+        <w:t xml:space="preserve">- 持续时间：30 分钟</w:t>
+      </w:r>
+    </w:p>
+    <w:p>
+      <w:pPr>
+        <w:spacing w:after="80"/>
+      </w:pPr>
+      <w:r>
+        <w:rPr>
+          <w:sz w:val="22"/>
+          <w:szCs w:val="22"/>
+        </w:rPr>
+        <w:t xml:space="preserve">- 结果：P95 延迟 2.8 秒，错误率 0.5%</w:t>
+      </w:r>
+    </w:p>
+    <w:p>
+      <w:pPr>
+        <w:spacing w:after="80"/>
+      </w:pPr>
+      <w:r>
+        <w:rPr>
+          <w:sz w:val="22"/>
+          <w:szCs w:val="22"/>
+        </w:rPr>
+        <w:t xml:space="preserve"/>
+      </w:r>
+    </w:p>
+    <w:p>
+      <w:pPr>
+        <w:spacing w:after="80"/>
+      </w:pPr>
+      <w:r>
+        <w:rPr>
+          <w:sz w:val="22"/>
+          <w:szCs w:val="22"/>
+        </w:rPr>
+        <w:t xml:space="preserve">场景 4: 混合压力测试</w:t>
+      </w:r>
+    </w:p>
+    <w:p>
+      <w:pPr>
+        <w:spacing w:after="80"/>
+      </w:pPr>
+      <w:r>
+        <w:rPr>
+          <w:sz w:val="22"/>
+          <w:szCs w:val="22"/>
+        </w:rPr>
+        <w:t xml:space="preserve">- 并发用户：100</w:t>
+      </w:r>
+    </w:p>
+    <w:p>
+      <w:pPr>
+        <w:spacing w:after="80"/>
+      </w:pPr>
+      <w:r>
+        <w:rPr>
+          <w:sz w:val="22"/>
+          <w:szCs w:val="22"/>
+        </w:rPr>
+        <w:t xml:space="preserve">- 请求类型：混合（API + 生成 + 检索）</w:t>
+      </w:r>
+    </w:p>
+    <w:p>
+      <w:pPr>
+        <w:spacing w:after="80"/>
+      </w:pPr>
+      <w:r>
+        <w:rPr>
+          <w:sz w:val="22"/>
+          <w:szCs w:val="22"/>
+        </w:rPr>
+        <w:t xml:space="preserve">- 持续时间：30 分钟</w:t>
+      </w:r>
+    </w:p>
+    <w:p>
+      <w:pPr>
+        <w:spacing w:after="80"/>
+      </w:pPr>
+      <w:r>
+        <w:rPr>
+          <w:sz w:val="22"/>
+          <w:szCs w:val="22"/>
+        </w:rPr>
+        <w:t xml:space="preserve">- 结果：P95 延迟 3.2 秒，错误率 0.67%</w:t>
+      </w:r>
+    </w:p>
+    <w:p>
+      <w:pPr>
+        <w:pStyle w:val="Heading2"/>
+        <w:spacing w:after="150" w:before="300"/>
+      </w:pPr>
+      <w:r>
+        <w:rPr>
+          <w:b/>
+          <w:bCs/>
+          <w:sz w:val="26"/>
+          <w:szCs w:val="26"/>
+        </w:rPr>
+        <w:t xml:space="preserve">6. 监控指标</w:t>
+      </w:r>
+    </w:p>
+    <w:p>
+      <w:pPr>
+        <w:spacing w:after="80"/>
+      </w:pPr>
+      <w:r>
+        <w:rPr>
+          <w:sz w:val="22"/>
+          <w:szCs w:val="22"/>
+        </w:rPr>
+        <w:t xml:space="preserve">关键监控指标：</w:t>
+      </w:r>
+    </w:p>
+    <w:p>
+      <w:pPr>
+        <w:spacing w:after="80"/>
+      </w:pPr>
+      <w:r>
+        <w:rPr>
+          <w:sz w:val="22"/>
+          <w:szCs w:val="22"/>
+        </w:rPr>
+        <w:t xml:space="preserve"/>
+      </w:r>
+    </w:p>
+    <w:p>
+      <w:pPr>
+        <w:spacing w:after="80"/>
+      </w:pPr>
+      <w:r>
+        <w:rPr>
+          <w:sz w:val="22"/>
+          <w:szCs w:val="22"/>
+        </w:rPr>
+        <w:t xml:space="preserve">性能指标：</w:t>
+      </w:r>
+    </w:p>
+    <w:p>
+      <w:pPr>
+        <w:spacing w:after="80"/>
+      </w:pPr>
+      <w:r>
+        <w:rPr>
+          <w:sz w:val="22"/>
+          <w:szCs w:val="22"/>
+        </w:rPr>
+        <w:t xml:space="preserve">- API 响应时间（P50/P95/P99）</w:t>
+      </w:r>
+    </w:p>
+    <w:p>
+      <w:pPr>
+        <w:spacing w:after="80"/>
+      </w:pPr>
+      <w:r>
+        <w:rPr>
+          <w:sz w:val="22"/>
+          <w:szCs w:val="22"/>
+        </w:rPr>
+        <w:t xml:space="preserve">- 文档生成时间（P50/P95/P99）</w:t>
+      </w:r>
+    </w:p>
+    <w:p>
+      <w:pPr>
+        <w:spacing w:after="80"/>
+      </w:pPr>
+      <w:r>
+        <w:rPr>
+          <w:sz w:val="22"/>
+          <w:szCs w:val="22"/>
+        </w:rPr>
+        <w:t xml:space="preserve">- RAG 检索时间（P50/P95/P99）</w:t>
+      </w:r>
+    </w:p>
+    <w:p>
+      <w:pPr>
+        <w:spacing w:after="80"/>
+      </w:pPr>
+      <w:r>
+        <w:rPr>
+          <w:sz w:val="22"/>
+          <w:szCs w:val="22"/>
+        </w:rPr>
+        <w:t xml:space="preserve">- 吞吐量（请求/秒）</w:t>
+      </w:r>
+    </w:p>
+    <w:p>
+      <w:pPr>
+        <w:spacing w:after="80"/>
+      </w:pPr>
+      <w:r>
+        <w:rPr>
+          <w:sz w:val="22"/>
+          <w:szCs w:val="22"/>
+        </w:rPr>
+        <w:t xml:space="preserve"/>
+      </w:r>
+    </w:p>
+    <w:p>
+      <w:pPr>
+        <w:spacing w:after="80"/>
+      </w:pPr>
+      <w:r>
+        <w:rPr>
+          <w:sz w:val="22"/>
+          <w:szCs w:val="22"/>
+        </w:rPr>
+        <w:t xml:space="preserve">资源指标：</w:t>
+      </w:r>
+    </w:p>
+    <w:p>
+      <w:pPr>
+        <w:spacing w:after="80"/>
+      </w:pPr>
+      <w:r>
+        <w:rPr>
+          <w:sz w:val="22"/>
+          <w:szCs w:val="22"/>
+        </w:rPr>
+        <w:t xml:space="preserve">- CPU 使用率（目标 &lt; 80%）</w:t>
+      </w:r>
+    </w:p>
+    <w:p>
+      <w:pPr>
+        <w:spacing w:after="80"/>
+      </w:pPr>
+      <w:r>
+        <w:rPr>
+          <w:sz w:val="22"/>
+          <w:szCs w:val="22"/>
+        </w:rPr>
+        <w:t xml:space="preserve">- 内存使用率（目标 &lt; 80%）</w:t>
+      </w:r>
+    </w:p>
+    <w:p>
+      <w:pPr>
+        <w:spacing w:after="80"/>
+      </w:pPr>
+      <w:r>
+        <w:rPr>
+          <w:sz w:val="22"/>
+          <w:szCs w:val="22"/>
+        </w:rPr>
+        <w:t xml:space="preserve">- 磁盘 I/O（目标 &lt; 80%）</w:t>
+      </w:r>
+    </w:p>
+    <w:p>
+      <w:pPr>
+        <w:spacing w:after="80"/>
+      </w:pPr>
+      <w:r>
+        <w:rPr>
+          <w:sz w:val="22"/>
+          <w:szCs w:val="22"/>
+        </w:rPr>
+        <w:t xml:space="preserve">- 网络 I/O（目标 &lt; 80%）</w:t>
+      </w:r>
+    </w:p>
+    <w:p>
+      <w:pPr>
+        <w:spacing w:after="80"/>
+      </w:pPr>
+      <w:r>
+        <w:rPr>
+          <w:sz w:val="22"/>
+          <w:szCs w:val="22"/>
+        </w:rPr>
+        <w:t xml:space="preserve"/>
+      </w:r>
+    </w:p>
+    <w:p>
+      <w:pPr>
+        <w:spacing w:after="80"/>
+      </w:pPr>
+      <w:r>
+        <w:rPr>
+          <w:sz w:val="22"/>
+          <w:szCs w:val="22"/>
+        </w:rPr>
+        <w:t xml:space="preserve">业务指标：</w:t>
+      </w:r>
+    </w:p>
+    <w:p>
+      <w:pPr>
+        <w:spacing w:after="80"/>
+      </w:pPr>
+      <w:r>
+        <w:rPr>
+          <w:sz w:val="22"/>
+          <w:szCs w:val="22"/>
+        </w:rPr>
+        <w:t xml:space="preserve">- 错误率（目标 &lt; 1%）</w:t>
+      </w:r>
+    </w:p>
+    <w:p>
+      <w:pPr>
+        <w:spacing w:after="80"/>
+      </w:pPr>
+      <w:r>
+        <w:rPr>
+          <w:sz w:val="22"/>
+          <w:szCs w:val="22"/>
+        </w:rPr>
+        <w:t xml:space="preserve">- 支付成功率（目标 &gt; 99%）</w:t>
+      </w:r>
+    </w:p>
+    <w:p>
+      <w:pPr>
+        <w:spacing w:after="80"/>
+      </w:pPr>
+      <w:r>
+        <w:rPr>
+          <w:sz w:val="22"/>
+          <w:szCs w:val="22"/>
+        </w:rPr>
+        <w:t xml:space="preserve">- 用户登录成功率（目标 &gt; 99.5%）</w:t>
+      </w:r>
+    </w:p>
+    <w:p>
+      <w:pPr>
+        <w:spacing w:after="80"/>
+      </w:pPr>
+      <w:r>
+        <w:rPr>
+          <w:sz w:val="22"/>
+          <w:szCs w:val="22"/>
+        </w:rPr>
+        <w:t xml:space="preserve">- 知识库检索准确率（目标 &gt; 85%）</w:t>
+      </w:r>
+    </w:p>
+    <w:p>
+      <w:pPr>
+        <w:spacing w:after="80"/>
+      </w:pPr>
+      <w:r>
+        <w:rPr>
+          <w:sz w:val="22"/>
+          <w:szCs w:val="22"/>
+        </w:rPr>
+        <w:t xml:space="preserve"/>
+      </w:r>
+    </w:p>
+    <w:p>
+      <w:pPr>
+        <w:spacing w:after="80"/>
+      </w:pPr>
+      <w:r>
+        <w:rPr>
+          <w:sz w:val="22"/>
+          <w:szCs w:val="22"/>
+        </w:rPr>
+        <w:t xml:space="preserve">告警规则：</w:t>
+      </w:r>
+    </w:p>
+    <w:p>
+      <w:pPr>
+        <w:spacing w:after="80"/>
+      </w:pPr>
+      <w:r>
+        <w:rPr>
+          <w:sz w:val="22"/>
+          <w:szCs w:val="22"/>
+        </w:rPr>
+        <w:t xml:space="preserve">- API 响应时间 P95 &gt; 1 秒 — 告警</w:t>
+      </w:r>
+    </w:p>
+    <w:p>
+      <w:pPr>
+        <w:spacing w:after="80"/>
+      </w:pPr>
+      <w:r>
+        <w:rPr>
+          <w:sz w:val="22"/>
+          <w:szCs w:val="22"/>
+        </w:rPr>
+        <w:t xml:space="preserve">- 错误率 &gt; 5% — 立即告警</w:t>
+      </w:r>
+    </w:p>
+    <w:p>
+      <w:pPr>
+        <w:spacing w:after="80"/>
+      </w:pPr>
+      <w:r>
+        <w:rPr>
+          <w:sz w:val="22"/>
+          <w:szCs w:val="22"/>
+        </w:rPr>
+        <w:t xml:space="preserve">- CPU 使用率 &gt; 90% — 告警</w:t>
+      </w:r>
+    </w:p>
+    <w:p>
+      <w:pPr>
+        <w:spacing w:after="80"/>
+      </w:pPr>
+      <w:r>
+        <w:rPr>
+          <w:sz w:val="22"/>
+          <w:szCs w:val="22"/>
+        </w:rPr>
+        <w:t xml:space="preserve">- 内存使用率 &gt; 90% — 告警</w:t>
+      </w:r>
+    </w:p>
+    <w:p>
+      <w:pPr>
+        <w:pStyle w:val="Heading2"/>
+        <w:spacing w:after="150" w:before="300"/>
+      </w:pPr>
+      <w:r>
+        <w:rPr>
+          <w:b/>
+          <w:bCs/>
+          <w:sz w:val="26"/>
+          <w:szCs w:val="26"/>
+        </w:rPr>
+        <w:t xml:space="preserve">7. 结论</w:t>
+      </w:r>
+    </w:p>
+    <w:p>
+      <w:pPr>
+        <w:spacing w:after="80"/>
+      </w:pPr>
+      <w:r>
+        <w:rPr>
+          <w:sz w:val="22"/>
+          <w:szCs w:val="22"/>
+        </w:rPr>
+        <w:t xml:space="preserve">测试结论：</w:t>
+      </w:r>
+    </w:p>
+    <w:p>
+      <w:pPr>
+        <w:spacing w:after="80"/>
+      </w:pPr>
+      <w:r>
+        <w:rPr>
+          <w:sz w:val="22"/>
+          <w:szCs w:val="22"/>
+        </w:rPr>
+        <w:t xml:space="preserve"/>
+      </w:r>
+    </w:p>
+    <w:p>
+      <w:pPr>
+        <w:spacing w:after="80"/>
+      </w:pPr>
+      <w:r>
+        <w:rPr>
+          <w:sz w:val="22"/>
+          <w:szCs w:val="22"/>
+        </w:rPr>
+        <w:t xml:space="preserve">1. API 响应时间满足 SLA（P95 &lt; 500ms）✅</w:t>
+      </w:r>
+    </w:p>
+    <w:p>
+      <w:pPr>
+        <w:spacing w:after="80"/>
+      </w:pPr>
+      <w:r>
+        <w:rPr>
+          <w:sz w:val="22"/>
+          <w:szCs w:val="22"/>
+        </w:rPr>
+        <w:t xml:space="preserve">2. 文档生成时间满足 SLA（P95 &lt; 30 秒）✅</w:t>
+      </w:r>
+    </w:p>
+    <w:p>
+      <w:pPr>
+        <w:spacing w:after="80"/>
+      </w:pPr>
+      <w:r>
+        <w:rPr>
+          <w:sz w:val="22"/>
+          <w:szCs w:val="22"/>
+        </w:rPr>
+        <w:t xml:space="preserve">3. RAG 检索时间满足 SLA（P95 &lt; 3 秒）✅</w:t>
+      </w:r>
+    </w:p>
+    <w:p>
+      <w:pPr>
+        <w:spacing w:after="80"/>
+      </w:pPr>
+      <w:r>
+        <w:rPr>
+          <w:sz w:val="22"/>
+          <w:szCs w:val="22"/>
+        </w:rPr>
+        <w:t xml:space="preserve">4. 错误率满足 SLA（&lt; 1%）✅</w:t>
+      </w:r>
+    </w:p>
+    <w:p>
+      <w:pPr>
+        <w:spacing w:after="80"/>
+      </w:pPr>
+      <w:r>
+        <w:rPr>
+          <w:sz w:val="22"/>
+          <w:szCs w:val="22"/>
+        </w:rPr>
+        <w:t xml:space="preserve"/>
+      </w:r>
+    </w:p>
+    <w:p>
+      <w:pPr>
+        <w:spacing w:after="80"/>
+      </w:pPr>
+      <w:r>
+        <w:rPr>
+          <w:sz w:val="22"/>
+          <w:szCs w:val="22"/>
+        </w:rPr>
+        <w:t xml:space="preserve">建议：</w:t>
+      </w:r>
+    </w:p>
+    <w:p>
+      <w:pPr>
+        <w:spacing w:after="80"/>
+      </w:pPr>
+      <w:r>
+        <w:rPr>
+          <w:sz w:val="22"/>
+          <w:szCs w:val="22"/>
+        </w:rPr>
+        <w:t xml:space="preserve">1. 短期：使用向量索引（FAISS）加速 RAG 检索</w:t>
+      </w:r>
+    </w:p>
+    <w:p>
+      <w:pPr>
+        <w:spacing w:after="80"/>
+      </w:pPr>
+      <w:r>
+        <w:rPr>
+          <w:sz w:val="22"/>
+          <w:szCs w:val="22"/>
+        </w:rPr>
+        <w:t xml:space="preserve">2. 中期：使用 Redis 缓存频繁查询的结果</w:t>
+      </w:r>
+    </w:p>
+    <w:p>
+      <w:pPr>
+        <w:spacing w:after="80"/>
+      </w:pPr>
+      <w:r>
+        <w:rPr>
+          <w:sz w:val="22"/>
+          <w:szCs w:val="22"/>
+        </w:rPr>
+        <w:t xml:space="preserve">3. 长期：迁移到 PostgreSQL，使用 Kubernetes 自动扩缩容</w:t>
+      </w:r>
+    </w:p>
+    <w:p>
+      <w:pPr>
+        <w:spacing w:after="80"/>
+      </w:pPr>
+      <w:r>
+        <w:rPr>
+          <w:sz w:val="22"/>
+          <w:szCs w:val="22"/>
+        </w:rPr>
+        <w:t xml:space="preserve"/>
+      </w:r>
+    </w:p>
+    <w:p>
+      <w:pPr>
+        <w:spacing w:after="80"/>
+      </w:pPr>
+      <w:r>
+        <w:rPr>
+          <w:sz w:val="22"/>
+          <w:szCs w:val="22"/>
+        </w:rPr>
+        <w:t xml:space="preserve">风险：</w:t>
+      </w:r>
+    </w:p>
+    <w:p>
+      <w:pPr>
+        <w:spacing w:after="80"/>
+      </w:pPr>
+      <w:r>
+        <w:rPr>
+          <w:sz w:val="22"/>
+          <w:szCs w:val="22"/>
+        </w:rPr>
+        <w:t xml:space="preserve">1. SQLite 单写者限制可能在高并发场景下成为瓶颈</w:t>
+      </w:r>
+    </w:p>
+    <w:p>
+      <w:pPr>
+        <w:spacing w:after="80"/>
+      </w:pPr>
+      <w:r>
+        <w:rPr>
+          <w:sz w:val="22"/>
+          <w:szCs w:val="22"/>
+        </w:rPr>
+        <w:t xml:space="preserve">2. LLM 调用延迟可能在高峰期增加</w:t>
+      </w:r>
+    </w:p>
+    <w:p>
+      <w:pPr>
+        <w:spacing w:after="80"/>
+      </w:pPr>
+      <w:r>
+        <w:rPr>
+          <w:sz w:val="22"/>
+          <w:szCs w:val="22"/>
+        </w:rPr>
+        <w:t xml:space="preserve">3. 向量检索可能在知识库增大后变慢</w:t>
       </w:r>
     </w:p>
     <w:sectPr>
